--- a/Database Project Proposal.docx
+++ b/Database Project Proposal.docx
@@ -636,7 +636,51 @@
           <w:lang w:eastAsia="en-GB"/>
           <w14:ligatures w14:val="none"/>
         </w:rPr>
-        <w:t>Customer (customer_id, name, phone, email, driver_license_no)</w:t>
+        <w:t>Customer (</w:t>
+      </w:r>
+      <w:proofErr w:type="spellStart"/>
+      <w:r>
+        <w:rPr>
+          <w:rFonts w:ascii="Times New Roman" w:eastAsia="Times New Roman" w:hAnsi="Times New Roman" w:cs="Times New Roman"/>
+          <w:color w:val="000000" w:themeColor="text1"/>
+          <w:kern w:val="0"/>
+          <w:lang w:eastAsia="en-GB"/>
+          <w14:ligatures w14:val="none"/>
+        </w:rPr>
+        <w:t>customer_id</w:t>
+      </w:r>
+      <w:proofErr w:type="spellEnd"/>
+      <w:r>
+        <w:rPr>
+          <w:rFonts w:ascii="Times New Roman" w:eastAsia="Times New Roman" w:hAnsi="Times New Roman" w:cs="Times New Roman"/>
+          <w:color w:val="000000" w:themeColor="text1"/>
+          <w:kern w:val="0"/>
+          <w:lang w:eastAsia="en-GB"/>
+          <w14:ligatures w14:val="none"/>
+        </w:rPr>
+        <w:t xml:space="preserve">, name, phone, email, </w:t>
+      </w:r>
+      <w:proofErr w:type="spellStart"/>
+      <w:r>
+        <w:rPr>
+          <w:rFonts w:ascii="Times New Roman" w:eastAsia="Times New Roman" w:hAnsi="Times New Roman" w:cs="Times New Roman"/>
+          <w:color w:val="000000" w:themeColor="text1"/>
+          <w:kern w:val="0"/>
+          <w:lang w:eastAsia="en-GB"/>
+          <w14:ligatures w14:val="none"/>
+        </w:rPr>
+        <w:t>driver_license_no</w:t>
+      </w:r>
+      <w:proofErr w:type="spellEnd"/>
+      <w:r>
+        <w:rPr>
+          <w:rFonts w:ascii="Times New Roman" w:eastAsia="Times New Roman" w:hAnsi="Times New Roman" w:cs="Times New Roman"/>
+          <w:color w:val="000000" w:themeColor="text1"/>
+          <w:kern w:val="0"/>
+          <w:lang w:eastAsia="en-GB"/>
+          <w14:ligatures w14:val="none"/>
+        </w:rPr>
+        <w:t>)</w:t>
       </w:r>
     </w:p>
     <w:p>
@@ -662,7 +706,73 @@
           <w:lang w:eastAsia="en-GB"/>
           <w14:ligatures w14:val="none"/>
         </w:rPr>
-        <w:t>Car (car_id, brand, model, year, daily_rate, availability_status)</w:t>
+        <w:t>Car (</w:t>
+      </w:r>
+      <w:proofErr w:type="spellStart"/>
+      <w:r>
+        <w:rPr>
+          <w:rFonts w:ascii="Times New Roman" w:eastAsia="Times New Roman" w:hAnsi="Times New Roman" w:cs="Times New Roman"/>
+          <w:color w:val="000000" w:themeColor="text1"/>
+          <w:kern w:val="0"/>
+          <w:lang w:eastAsia="en-GB"/>
+          <w14:ligatures w14:val="none"/>
+        </w:rPr>
+        <w:t>car_id</w:t>
+      </w:r>
+      <w:proofErr w:type="spellEnd"/>
+      <w:r>
+        <w:rPr>
+          <w:rFonts w:ascii="Times New Roman" w:eastAsia="Times New Roman" w:hAnsi="Times New Roman" w:cs="Times New Roman"/>
+          <w:color w:val="000000" w:themeColor="text1"/>
+          <w:kern w:val="0"/>
+          <w:lang w:eastAsia="en-GB"/>
+          <w14:ligatures w14:val="none"/>
+        </w:rPr>
+        <w:t xml:space="preserve">, brand, model, year, </w:t>
+      </w:r>
+      <w:proofErr w:type="spellStart"/>
+      <w:r>
+        <w:rPr>
+          <w:rFonts w:ascii="Times New Roman" w:eastAsia="Times New Roman" w:hAnsi="Times New Roman" w:cs="Times New Roman"/>
+          <w:color w:val="000000" w:themeColor="text1"/>
+          <w:kern w:val="0"/>
+          <w:lang w:eastAsia="en-GB"/>
+          <w14:ligatures w14:val="none"/>
+        </w:rPr>
+        <w:t>daily_rate</w:t>
+      </w:r>
+      <w:proofErr w:type="spellEnd"/>
+      <w:r>
+        <w:rPr>
+          <w:rFonts w:ascii="Times New Roman" w:eastAsia="Times New Roman" w:hAnsi="Times New Roman" w:cs="Times New Roman"/>
+          <w:color w:val="000000" w:themeColor="text1"/>
+          <w:kern w:val="0"/>
+          <w:lang w:eastAsia="en-GB"/>
+          <w14:ligatures w14:val="none"/>
+        </w:rPr>
+        <w:t xml:space="preserve">, </w:t>
+      </w:r>
+      <w:proofErr w:type="spellStart"/>
+      <w:r>
+        <w:rPr>
+          <w:rFonts w:ascii="Times New Roman" w:eastAsia="Times New Roman" w:hAnsi="Times New Roman" w:cs="Times New Roman"/>
+          <w:color w:val="000000" w:themeColor="text1"/>
+          <w:kern w:val="0"/>
+          <w:lang w:eastAsia="en-GB"/>
+          <w14:ligatures w14:val="none"/>
+        </w:rPr>
+        <w:t>availability_status</w:t>
+      </w:r>
+      <w:proofErr w:type="spellEnd"/>
+      <w:r>
+        <w:rPr>
+          <w:rFonts w:ascii="Times New Roman" w:eastAsia="Times New Roman" w:hAnsi="Times New Roman" w:cs="Times New Roman"/>
+          <w:color w:val="000000" w:themeColor="text1"/>
+          <w:kern w:val="0"/>
+          <w:lang w:eastAsia="en-GB"/>
+          <w14:ligatures w14:val="none"/>
+        </w:rPr>
+        <w:t>)</w:t>
       </w:r>
     </w:p>
     <w:p>
@@ -688,7 +798,117 @@
           <w:lang w:eastAsia="en-GB"/>
           <w14:ligatures w14:val="none"/>
         </w:rPr>
-        <w:t>Reservation (reservation_id, customer_id, car_id, start_date, end_date)</w:t>
+        <w:t>Reservation (</w:t>
+      </w:r>
+      <w:proofErr w:type="spellStart"/>
+      <w:r>
+        <w:rPr>
+          <w:rFonts w:ascii="Times New Roman" w:eastAsia="Times New Roman" w:hAnsi="Times New Roman" w:cs="Times New Roman"/>
+          <w:color w:val="000000" w:themeColor="text1"/>
+          <w:kern w:val="0"/>
+          <w:lang w:eastAsia="en-GB"/>
+          <w14:ligatures w14:val="none"/>
+        </w:rPr>
+        <w:t>reservation_id</w:t>
+      </w:r>
+      <w:proofErr w:type="spellEnd"/>
+      <w:r>
+        <w:rPr>
+          <w:rFonts w:ascii="Times New Roman" w:eastAsia="Times New Roman" w:hAnsi="Times New Roman" w:cs="Times New Roman"/>
+          <w:color w:val="000000" w:themeColor="text1"/>
+          <w:kern w:val="0"/>
+          <w:lang w:eastAsia="en-GB"/>
+          <w14:ligatures w14:val="none"/>
+        </w:rPr>
+        <w:t xml:space="preserve">, </w:t>
+      </w:r>
+      <w:proofErr w:type="spellStart"/>
+      <w:r>
+        <w:rPr>
+          <w:rFonts w:ascii="Times New Roman" w:eastAsia="Times New Roman" w:hAnsi="Times New Roman" w:cs="Times New Roman"/>
+          <w:color w:val="000000" w:themeColor="text1"/>
+          <w:kern w:val="0"/>
+          <w:lang w:eastAsia="en-GB"/>
+          <w14:ligatures w14:val="none"/>
+        </w:rPr>
+        <w:t>customer_id</w:t>
+      </w:r>
+      <w:proofErr w:type="spellEnd"/>
+      <w:r>
+        <w:rPr>
+          <w:rFonts w:ascii="Times New Roman" w:eastAsia="Times New Roman" w:hAnsi="Times New Roman" w:cs="Times New Roman"/>
+          <w:color w:val="000000" w:themeColor="text1"/>
+          <w:kern w:val="0"/>
+          <w:lang w:eastAsia="en-GB"/>
+          <w14:ligatures w14:val="none"/>
+        </w:rPr>
+        <w:t xml:space="preserve">, </w:t>
+      </w:r>
+      <w:proofErr w:type="spellStart"/>
+      <w:r>
+        <w:rPr>
+          <w:rFonts w:ascii="Times New Roman" w:eastAsia="Times New Roman" w:hAnsi="Times New Roman" w:cs="Times New Roman"/>
+          <w:color w:val="000000" w:themeColor="text1"/>
+          <w:kern w:val="0"/>
+          <w:lang w:eastAsia="en-GB"/>
+          <w14:ligatures w14:val="none"/>
+        </w:rPr>
+        <w:t>car_id</w:t>
+      </w:r>
+      <w:proofErr w:type="spellEnd"/>
+      <w:r>
+        <w:rPr>
+          <w:rFonts w:ascii="Times New Roman" w:eastAsia="Times New Roman" w:hAnsi="Times New Roman" w:cs="Times New Roman"/>
+          <w:color w:val="000000" w:themeColor="text1"/>
+          <w:kern w:val="0"/>
+          <w:lang w:eastAsia="en-GB"/>
+          <w14:ligatures w14:val="none"/>
+        </w:rPr>
+        <w:t xml:space="preserve">, </w:t>
+      </w:r>
+      <w:proofErr w:type="spellStart"/>
+      <w:r>
+        <w:rPr>
+          <w:rFonts w:ascii="Times New Roman" w:eastAsia="Times New Roman" w:hAnsi="Times New Roman" w:cs="Times New Roman"/>
+          <w:color w:val="000000" w:themeColor="text1"/>
+          <w:kern w:val="0"/>
+          <w:lang w:eastAsia="en-GB"/>
+          <w14:ligatures w14:val="none"/>
+        </w:rPr>
+        <w:t>start_date</w:t>
+      </w:r>
+      <w:proofErr w:type="spellEnd"/>
+      <w:r>
+        <w:rPr>
+          <w:rFonts w:ascii="Times New Roman" w:eastAsia="Times New Roman" w:hAnsi="Times New Roman" w:cs="Times New Roman"/>
+          <w:color w:val="000000" w:themeColor="text1"/>
+          <w:kern w:val="0"/>
+          <w:lang w:eastAsia="en-GB"/>
+          <w14:ligatures w14:val="none"/>
+        </w:rPr>
+        <w:t xml:space="preserve">, </w:t>
+      </w:r>
+      <w:proofErr w:type="spellStart"/>
+      <w:r>
+        <w:rPr>
+          <w:rFonts w:ascii="Times New Roman" w:eastAsia="Times New Roman" w:hAnsi="Times New Roman" w:cs="Times New Roman"/>
+          <w:color w:val="000000" w:themeColor="text1"/>
+          <w:kern w:val="0"/>
+          <w:lang w:eastAsia="en-GB"/>
+          <w14:ligatures w14:val="none"/>
+        </w:rPr>
+        <w:t>end_date</w:t>
+      </w:r>
+      <w:proofErr w:type="spellEnd"/>
+      <w:r>
+        <w:rPr>
+          <w:rFonts w:ascii="Times New Roman" w:eastAsia="Times New Roman" w:hAnsi="Times New Roman" w:cs="Times New Roman"/>
+          <w:color w:val="000000" w:themeColor="text1"/>
+          <w:kern w:val="0"/>
+          <w:lang w:eastAsia="en-GB"/>
+          <w14:ligatures w14:val="none"/>
+        </w:rPr>
+        <w:t>)</w:t>
       </w:r>
     </w:p>
     <w:p>
@@ -714,7 +934,117 @@
           <w:lang w:eastAsia="en-GB"/>
           <w14:ligatures w14:val="none"/>
         </w:rPr>
-        <w:t>Rental (rental_id, reservation_id, pickup_date, return_date, total_cost)</w:t>
+        <w:t>Rental (</w:t>
+      </w:r>
+      <w:proofErr w:type="spellStart"/>
+      <w:r>
+        <w:rPr>
+          <w:rFonts w:ascii="Times New Roman" w:eastAsia="Times New Roman" w:hAnsi="Times New Roman" w:cs="Times New Roman"/>
+          <w:color w:val="000000" w:themeColor="text1"/>
+          <w:kern w:val="0"/>
+          <w:lang w:eastAsia="en-GB"/>
+          <w14:ligatures w14:val="none"/>
+        </w:rPr>
+        <w:t>rental_id</w:t>
+      </w:r>
+      <w:proofErr w:type="spellEnd"/>
+      <w:r>
+        <w:rPr>
+          <w:rFonts w:ascii="Times New Roman" w:eastAsia="Times New Roman" w:hAnsi="Times New Roman" w:cs="Times New Roman"/>
+          <w:color w:val="000000" w:themeColor="text1"/>
+          <w:kern w:val="0"/>
+          <w:lang w:eastAsia="en-GB"/>
+          <w14:ligatures w14:val="none"/>
+        </w:rPr>
+        <w:t xml:space="preserve">, </w:t>
+      </w:r>
+      <w:proofErr w:type="spellStart"/>
+      <w:r>
+        <w:rPr>
+          <w:rFonts w:ascii="Times New Roman" w:eastAsia="Times New Roman" w:hAnsi="Times New Roman" w:cs="Times New Roman"/>
+          <w:color w:val="000000" w:themeColor="text1"/>
+          <w:kern w:val="0"/>
+          <w:lang w:eastAsia="en-GB"/>
+          <w14:ligatures w14:val="none"/>
+        </w:rPr>
+        <w:t>reservation_id</w:t>
+      </w:r>
+      <w:proofErr w:type="spellEnd"/>
+      <w:r>
+        <w:rPr>
+          <w:rFonts w:ascii="Times New Roman" w:eastAsia="Times New Roman" w:hAnsi="Times New Roman" w:cs="Times New Roman"/>
+          <w:color w:val="000000" w:themeColor="text1"/>
+          <w:kern w:val="0"/>
+          <w:lang w:eastAsia="en-GB"/>
+          <w14:ligatures w14:val="none"/>
+        </w:rPr>
+        <w:t xml:space="preserve">, </w:t>
+      </w:r>
+      <w:proofErr w:type="spellStart"/>
+      <w:r>
+        <w:rPr>
+          <w:rFonts w:ascii="Times New Roman" w:eastAsia="Times New Roman" w:hAnsi="Times New Roman" w:cs="Times New Roman"/>
+          <w:color w:val="000000" w:themeColor="text1"/>
+          <w:kern w:val="0"/>
+          <w:lang w:eastAsia="en-GB"/>
+          <w14:ligatures w14:val="none"/>
+        </w:rPr>
+        <w:t>pickup_date</w:t>
+      </w:r>
+      <w:proofErr w:type="spellEnd"/>
+      <w:r>
+        <w:rPr>
+          <w:rFonts w:ascii="Times New Roman" w:eastAsia="Times New Roman" w:hAnsi="Times New Roman" w:cs="Times New Roman"/>
+          <w:color w:val="000000" w:themeColor="text1"/>
+          <w:kern w:val="0"/>
+          <w:lang w:eastAsia="en-GB"/>
+          <w14:ligatures w14:val="none"/>
+        </w:rPr>
+        <w:t xml:space="preserve">, </w:t>
+      </w:r>
+      <w:proofErr w:type="spellStart"/>
+      <w:r>
+        <w:rPr>
+          <w:rFonts w:ascii="Times New Roman" w:eastAsia="Times New Roman" w:hAnsi="Times New Roman" w:cs="Times New Roman"/>
+          <w:color w:val="000000" w:themeColor="text1"/>
+          <w:kern w:val="0"/>
+          <w:lang w:eastAsia="en-GB"/>
+          <w14:ligatures w14:val="none"/>
+        </w:rPr>
+        <w:t>return_date</w:t>
+      </w:r>
+      <w:proofErr w:type="spellEnd"/>
+      <w:r>
+        <w:rPr>
+          <w:rFonts w:ascii="Times New Roman" w:eastAsia="Times New Roman" w:hAnsi="Times New Roman" w:cs="Times New Roman"/>
+          <w:color w:val="000000" w:themeColor="text1"/>
+          <w:kern w:val="0"/>
+          <w:lang w:eastAsia="en-GB"/>
+          <w14:ligatures w14:val="none"/>
+        </w:rPr>
+        <w:t xml:space="preserve">, </w:t>
+      </w:r>
+      <w:proofErr w:type="spellStart"/>
+      <w:r>
+        <w:rPr>
+          <w:rFonts w:ascii="Times New Roman" w:eastAsia="Times New Roman" w:hAnsi="Times New Roman" w:cs="Times New Roman"/>
+          <w:color w:val="000000" w:themeColor="text1"/>
+          <w:kern w:val="0"/>
+          <w:lang w:eastAsia="en-GB"/>
+          <w14:ligatures w14:val="none"/>
+        </w:rPr>
+        <w:t>total_cost</w:t>
+      </w:r>
+      <w:proofErr w:type="spellEnd"/>
+      <w:r>
+        <w:rPr>
+          <w:rFonts w:ascii="Times New Roman" w:eastAsia="Times New Roman" w:hAnsi="Times New Roman" w:cs="Times New Roman"/>
+          <w:color w:val="000000" w:themeColor="text1"/>
+          <w:kern w:val="0"/>
+          <w:lang w:eastAsia="en-GB"/>
+          <w14:ligatures w14:val="none"/>
+        </w:rPr>
+        <w:t>)</w:t>
       </w:r>
     </w:p>
     <w:p>
@@ -740,28 +1070,117 @@
           <w:lang w:eastAsia="en-GB"/>
           <w14:ligatures w14:val="none"/>
         </w:rPr>
-        <w:t>Payment (payment_id, rental_id, payment_date, amount, payment_method)</w:t>
-      </w:r>
-    </w:p>
-    <w:p>
-      <w:pPr>
-        <w:spacing w:before="100" w:beforeAutospacing="1" w:after="100" w:afterAutospacing="1" w:line="240" w:lineRule="auto"/>
-        <w:rPr>
-          <w:rFonts w:ascii="Times New Roman" w:eastAsia="Times New Roman" w:hAnsi="Times New Roman" w:cs="Times New Roman"/>
-          <w:color w:val="000000" w:themeColor="text1"/>
-          <w:kern w:val="0"/>
-          <w:lang w:eastAsia="en-GB"/>
-          <w14:ligatures w14:val="none"/>
-        </w:rPr>
-      </w:pPr>
-      <w:r>
-        <w:rPr>
-          <w:rFonts w:ascii="Times New Roman" w:eastAsia="Times New Roman" w:hAnsi="Times New Roman" w:cs="Times New Roman"/>
-          <w:color w:val="000000" w:themeColor="text1"/>
-          <w:kern w:val="0"/>
-          <w:lang w:eastAsia="en-GB"/>
-          <w14:ligatures w14:val="none"/>
-        </w:rPr>
+        <w:t>Payment (</w:t>
+      </w:r>
+      <w:proofErr w:type="spellStart"/>
+      <w:r>
+        <w:rPr>
+          <w:rFonts w:ascii="Times New Roman" w:eastAsia="Times New Roman" w:hAnsi="Times New Roman" w:cs="Times New Roman"/>
+          <w:color w:val="000000" w:themeColor="text1"/>
+          <w:kern w:val="0"/>
+          <w:lang w:eastAsia="en-GB"/>
+          <w14:ligatures w14:val="none"/>
+        </w:rPr>
+        <w:t>payment_id</w:t>
+      </w:r>
+      <w:proofErr w:type="spellEnd"/>
+      <w:r>
+        <w:rPr>
+          <w:rFonts w:ascii="Times New Roman" w:eastAsia="Times New Roman" w:hAnsi="Times New Roman" w:cs="Times New Roman"/>
+          <w:color w:val="000000" w:themeColor="text1"/>
+          <w:kern w:val="0"/>
+          <w:lang w:eastAsia="en-GB"/>
+          <w14:ligatures w14:val="none"/>
+        </w:rPr>
+        <w:t xml:space="preserve">, </w:t>
+      </w:r>
+      <w:proofErr w:type="spellStart"/>
+      <w:r>
+        <w:rPr>
+          <w:rFonts w:ascii="Times New Roman" w:eastAsia="Times New Roman" w:hAnsi="Times New Roman" w:cs="Times New Roman"/>
+          <w:color w:val="000000" w:themeColor="text1"/>
+          <w:kern w:val="0"/>
+          <w:lang w:eastAsia="en-GB"/>
+          <w14:ligatures w14:val="none"/>
+        </w:rPr>
+        <w:t>rental_id</w:t>
+      </w:r>
+      <w:proofErr w:type="spellEnd"/>
+      <w:r>
+        <w:rPr>
+          <w:rFonts w:ascii="Times New Roman" w:eastAsia="Times New Roman" w:hAnsi="Times New Roman" w:cs="Times New Roman"/>
+          <w:color w:val="000000" w:themeColor="text1"/>
+          <w:kern w:val="0"/>
+          <w:lang w:eastAsia="en-GB"/>
+          <w14:ligatures w14:val="none"/>
+        </w:rPr>
+        <w:t xml:space="preserve">, </w:t>
+      </w:r>
+      <w:proofErr w:type="spellStart"/>
+      <w:r>
+        <w:rPr>
+          <w:rFonts w:ascii="Times New Roman" w:eastAsia="Times New Roman" w:hAnsi="Times New Roman" w:cs="Times New Roman"/>
+          <w:color w:val="000000" w:themeColor="text1"/>
+          <w:kern w:val="0"/>
+          <w:lang w:eastAsia="en-GB"/>
+          <w14:ligatures w14:val="none"/>
+        </w:rPr>
+        <w:t>payment_date</w:t>
+      </w:r>
+      <w:proofErr w:type="spellEnd"/>
+      <w:r>
+        <w:rPr>
+          <w:rFonts w:ascii="Times New Roman" w:eastAsia="Times New Roman" w:hAnsi="Times New Roman" w:cs="Times New Roman"/>
+          <w:color w:val="000000" w:themeColor="text1"/>
+          <w:kern w:val="0"/>
+          <w:lang w:eastAsia="en-GB"/>
+          <w14:ligatures w14:val="none"/>
+        </w:rPr>
+        <w:t xml:space="preserve">, amount, </w:t>
+      </w:r>
+      <w:proofErr w:type="spellStart"/>
+      <w:r>
+        <w:rPr>
+          <w:rFonts w:ascii="Times New Roman" w:eastAsia="Times New Roman" w:hAnsi="Times New Roman" w:cs="Times New Roman"/>
+          <w:color w:val="000000" w:themeColor="text1"/>
+          <w:kern w:val="0"/>
+          <w:lang w:eastAsia="en-GB"/>
+          <w14:ligatures w14:val="none"/>
+        </w:rPr>
+        <w:t>payment_method</w:t>
+      </w:r>
+      <w:proofErr w:type="spellEnd"/>
+      <w:r>
+        <w:rPr>
+          <w:rFonts w:ascii="Times New Roman" w:eastAsia="Times New Roman" w:hAnsi="Times New Roman" w:cs="Times New Roman"/>
+          <w:color w:val="000000" w:themeColor="text1"/>
+          <w:kern w:val="0"/>
+          <w:lang w:eastAsia="en-GB"/>
+          <w14:ligatures w14:val="none"/>
+        </w:rPr>
+        <w:t>)</w:t>
+      </w:r>
+    </w:p>
+    <w:p>
+      <w:pPr>
+        <w:spacing w:before="100" w:beforeAutospacing="1" w:after="100" w:afterAutospacing="1" w:line="240" w:lineRule="auto"/>
+        <w:rPr>
+          <w:rFonts w:ascii="Times New Roman" w:eastAsia="Times New Roman" w:hAnsi="Times New Roman" w:cs="Times New Roman"/>
+          <w:color w:val="000000" w:themeColor="text1"/>
+          <w:kern w:val="0"/>
+          <w:lang w:eastAsia="en-GB"/>
+          <w14:ligatures w14:val="none"/>
+        </w:rPr>
+      </w:pPr>
+      <w:r>
+        <w:rPr>
+          <w:rFonts w:ascii="Times New Roman" w:eastAsia="Times New Roman" w:hAnsi="Times New Roman" w:cs="Times New Roman"/>
+          <w:color w:val="000000" w:themeColor="text1"/>
+          <w:kern w:val="0"/>
+          <w:lang w:eastAsia="en-GB"/>
+          <w14:ligatures w14:val="none"/>
+        </w:rPr>
+        <w:lastRenderedPageBreak/>
         <w:t>Primary keys will uniquely identify each record, and foreign keys will define relationships between entities.</w:t>
       </w:r>
     </w:p>
@@ -1316,6 +1735,41 @@
           <w14:ligatures w14:val="none"/>
         </w:rPr>
         <w:t>A GitHub repository will be created to store:</w:t>
+      </w:r>
+    </w:p>
+    <w:p>
+      <w:pPr>
+        <w:spacing w:before="100" w:beforeAutospacing="1" w:after="100" w:afterAutospacing="1" w:line="240" w:lineRule="auto"/>
+        <w:rPr>
+          <w:rFonts w:ascii="Times New Roman" w:eastAsia="Times New Roman" w:hAnsi="Times New Roman" w:cs="Times New Roman"/>
+          <w:color w:val="000000" w:themeColor="text1"/>
+          <w:kern w:val="0"/>
+          <w:lang w:eastAsia="en-GB"/>
+          <w14:ligatures w14:val="none"/>
+        </w:rPr>
+      </w:pPr>
+      <w:r>
+        <w:rPr>
+          <w:rFonts w:ascii="Times New Roman" w:eastAsia="Times New Roman" w:hAnsi="Times New Roman" w:cs="Times New Roman"/>
+          <w:color w:val="000000" w:themeColor="text1"/>
+          <w:kern w:val="0"/>
+          <w:lang w:eastAsia="en-GB"/>
+          <w14:ligatures w14:val="none"/>
+        </w:rPr>
+        <w:t>Link:</w:t>
+      </w:r>
+      <w:r>
+        <w:t xml:space="preserve"> </w:t>
+      </w:r>
+      <w:r>
+        <w:rPr>
+          <w:rFonts w:ascii="Times New Roman" w:eastAsia="Times New Roman" w:hAnsi="Times New Roman" w:cs="Times New Roman"/>
+          <w:color w:val="000000" w:themeColor="text1"/>
+          <w:kern w:val="0"/>
+          <w:lang w:eastAsia="en-GB"/>
+          <w14:ligatures w14:val="none"/>
+        </w:rPr>
+        <w:t>https://github.com/MadhavManchanda1/car-rental-management-system-db</w:t>
       </w:r>
     </w:p>
     <w:p>
